--- a/Tuan3_PhanPhuocHiep_22719711/Report_PhanPhuocHiep_22719711_Tuan3.docx
+++ b/Tuan3_PhanPhuocHiep_22719711/Report_PhanPhuocHiep_22719711_Tuan3.docx
@@ -1552,31 +1552,7 @@
         <w:rPr>
           <w:rFonts w:ascii="Times New Roman" w:hAnsi="Times New Roman" w:cs="Times New Roman"/>
         </w:rPr>
-        <w:t xml:space="preserve">Subject (Task): </w:t>
-      </w:r>
-      <w:r>
-        <w:rPr>
-          <w:rFonts w:ascii="Times New Roman" w:hAnsi="Times New Roman" w:cs="Times New Roman"/>
-        </w:rPr>
-        <w:t>Đóng vai trò là</w:t>
-      </w:r>
-      <w:r>
-        <w:rPr>
-          <w:rFonts w:ascii="Times New Roman" w:hAnsi="Times New Roman" w:cs="Times New Roman"/>
-        </w:rPr>
-        <w:t xml:space="preserve"> một công việc trong dự án. Khi setStatus() được gọi, tự động thông báo toàn bộ </w:t>
-      </w:r>
-      <w:r>
-        <w:rPr>
-          <w:rFonts w:ascii="Times New Roman" w:hAnsi="Times New Roman" w:cs="Times New Roman"/>
-        </w:rPr>
-        <w:t xml:space="preserve">thành viên </w:t>
-      </w:r>
-      <w:r>
-        <w:rPr>
-          <w:rFonts w:ascii="Times New Roman" w:hAnsi="Times New Roman" w:cs="Times New Roman"/>
-        </w:rPr>
-        <w:t>đang theo dõi.</w:t>
+        <w:t>Subject (Task): Đóng vai trò là một công việc trong dự án. Khi setStatus() được gọi, tự động thông báo toàn bộ thành viên đang theo dõi.</w:t>
       </w:r>
     </w:p>
     <w:p>
@@ -1595,19 +1571,7 @@
         <w:rPr>
           <w:rFonts w:ascii="Times New Roman" w:hAnsi="Times New Roman" w:cs="Times New Roman"/>
         </w:rPr>
-        <w:t>Observer (TaskObserver): Interface chung cho mọi đối tượng muốn theo dõi task</w:t>
-      </w:r>
-      <w:r>
-        <w:rPr>
-          <w:rFonts w:ascii="Times New Roman" w:hAnsi="Times New Roman" w:cs="Times New Roman"/>
-        </w:rPr>
-        <w:t xml:space="preserve"> đó</w:t>
-      </w:r>
-      <w:r>
-        <w:rPr>
-          <w:rFonts w:ascii="Times New Roman" w:hAnsi="Times New Roman" w:cs="Times New Roman"/>
-        </w:rPr>
-        <w:t>.</w:t>
+        <w:t>Observer (TaskObserver): Interface chung cho mọi đối tượng muốn theo dõi task đó.</w:t>
       </w:r>
     </w:p>
     <w:p>
@@ -1626,19 +1590,7 @@
         <w:rPr>
           <w:rFonts w:ascii="Times New Roman" w:hAnsi="Times New Roman" w:cs="Times New Roman"/>
         </w:rPr>
-        <w:t>Concrete Observer (</w:t>
-      </w:r>
-      <w:r>
-        <w:rPr>
-          <w:rFonts w:ascii="Times New Roman" w:hAnsi="Times New Roman" w:cs="Times New Roman"/>
-        </w:rPr>
-        <w:t xml:space="preserve"> </w:t>
-      </w:r>
-      <w:r>
-        <w:rPr>
-          <w:rFonts w:ascii="Times New Roman" w:hAnsi="Times New Roman" w:cs="Times New Roman"/>
-        </w:rPr>
-        <w:t>TeamMember, EmailNotifier): Thành viên nhóm nhận thông báo trực tiếp, EmailNotifier mô phỏng gửi email tự động</w:t>
+        <w:t>Concrete Observer ( TeamMember, EmailNotifier): Thành viên nhóm nhận thông báo trực tiếp, EmailNotifier mô phỏng gửi email tự động</w:t>
       </w:r>
     </w:p>
     <w:p>
@@ -1753,12 +1705,14 @@
           <w:numId w:val="4"/>
         </w:numPr>
         <w:rPr>
-          <w:b/>
-          <w:bCs/>
-        </w:rPr>
-      </w:pPr>
-      <w:r>
-        <w:rPr>
+          <w:rFonts w:ascii="Times New Roman" w:hAnsi="Times New Roman" w:cs="Times New Roman"/>
+          <w:b/>
+          <w:bCs/>
+        </w:rPr>
+      </w:pPr>
+      <w:r>
+        <w:rPr>
+          <w:rFonts w:ascii="Times New Roman" w:hAnsi="Times New Roman" w:cs="Times New Roman"/>
           <w:b/>
           <w:bCs/>
         </w:rPr>
@@ -1865,19 +1819,7 @@
         <w:rPr>
           <w:rFonts w:ascii="Times New Roman" w:hAnsi="Times New Roman" w:cs="Times New Roman"/>
         </w:rPr>
-        <w:t xml:space="preserve">Target (JsonService): Interface mà Client (dịch vụ web) mong đợi </w:t>
-      </w:r>
-      <w:r>
-        <w:rPr>
-          <w:rFonts w:ascii="Times New Roman" w:hAnsi="Times New Roman" w:cs="Times New Roman"/>
-        </w:rPr>
-        <w:t>-</w:t>
-      </w:r>
-      <w:r>
-        <w:rPr>
-          <w:rFonts w:ascii="Times New Roman" w:hAnsi="Times New Roman" w:cs="Times New Roman"/>
-        </w:rPr>
-        <w:t xml:space="preserve"> chỉ làm việc với JSON.</w:t>
+        <w:t>Target (JsonService): Interface mà Client (dịch vụ web) mong đợi - chỉ làm việc với JSON.</w:t>
       </w:r>
     </w:p>
     <w:p>
@@ -1934,12 +1876,14 @@
           <w:numId w:val="4"/>
         </w:numPr>
         <w:rPr>
-          <w:b/>
-          <w:bCs/>
-        </w:rPr>
-      </w:pPr>
-      <w:r>
-        <w:rPr>
+          <w:rFonts w:ascii="Times New Roman" w:hAnsi="Times New Roman" w:cs="Times New Roman"/>
+          <w:b/>
+          <w:bCs/>
+        </w:rPr>
+      </w:pPr>
+      <w:r>
+        <w:rPr>
+          <w:rFonts w:ascii="Times New Roman" w:hAnsi="Times New Roman" w:cs="Times New Roman"/>
           <w:b/>
           <w:bCs/>
         </w:rPr>
@@ -1950,6 +1894,7 @@
       <w:pPr>
         <w:pStyle w:val="ListParagraph"/>
         <w:rPr>
+          <w:rFonts w:ascii="Times New Roman" w:hAnsi="Times New Roman" w:cs="Times New Roman"/>
           <w:b/>
           <w:bCs/>
         </w:rPr>
@@ -2014,24 +1959,19 @@
           <w:numId w:val="4"/>
         </w:numPr>
         <w:rPr>
-          <w:b/>
-          <w:bCs/>
-        </w:rPr>
-      </w:pPr>
-      <w:r>
-        <w:rPr>
+          <w:rFonts w:ascii="Times New Roman" w:hAnsi="Times New Roman" w:cs="Times New Roman"/>
+          <w:b/>
+          <w:bCs/>
+        </w:rPr>
+      </w:pPr>
+      <w:r>
+        <w:rPr>
+          <w:rFonts w:ascii="Times New Roman" w:hAnsi="Times New Roman" w:cs="Times New Roman"/>
           <w:b/>
           <w:bCs/>
         </w:rPr>
         <w:lastRenderedPageBreak/>
-        <w:t xml:space="preserve">Bài tập 3: </w:t>
-      </w:r>
-      <w:r>
-        <w:rPr>
-          <w:b/>
-          <w:bCs/>
-        </w:rPr>
-        <w:t>Thiết kế hệ thống quản lý thư viện sử dụng các Design Pattern</w:t>
+        <w:t>Bài tập 3: Thiết kế hệ thống quản lý thư viện sử dụng các Design Pattern</w:t>
       </w:r>
     </w:p>
     <w:p>
@@ -2081,14 +2021,26 @@
           <w:ilvl w:val="0"/>
           <w:numId w:val="11"/>
         </w:numPr>
-      </w:pPr>
-      <w:r>
+        <w:rPr>
+          <w:rFonts w:ascii="Times New Roman" w:hAnsi="Times New Roman" w:cs="Times New Roman"/>
+        </w:rPr>
+      </w:pPr>
+      <w:r>
+        <w:rPr>
+          <w:rFonts w:ascii="Times New Roman" w:hAnsi="Times New Roman" w:cs="Times New Roman"/>
+        </w:rPr>
         <w:t>Singleton Pattern:</w:t>
       </w:r>
       <w:r>
+        <w:rPr>
+          <w:rFonts w:ascii="Times New Roman" w:hAnsi="Times New Roman" w:cs="Times New Roman"/>
+        </w:rPr>
         <w:t xml:space="preserve"> </w:t>
       </w:r>
       <w:r>
+        <w:rPr>
+          <w:rFonts w:ascii="Times New Roman" w:hAnsi="Times New Roman" w:cs="Times New Roman"/>
+        </w:rPr>
         <w:t>Xây dựng một đối tượng Library để quản lý tất cả các sách trong thư viện. Đảm bảo rằng chỉ có một đối tượng duy nhất của Library trong hệ thống (chỉ có một thư viện duy nhất).</w:t>
       </w:r>
     </w:p>
@@ -2099,14 +2051,26 @@
           <w:ilvl w:val="0"/>
           <w:numId w:val="11"/>
         </w:numPr>
-      </w:pPr>
-      <w:r>
+        <w:rPr>
+          <w:rFonts w:ascii="Times New Roman" w:hAnsi="Times New Roman" w:cs="Times New Roman"/>
+        </w:rPr>
+      </w:pPr>
+      <w:r>
+        <w:rPr>
+          <w:rFonts w:ascii="Times New Roman" w:hAnsi="Times New Roman" w:cs="Times New Roman"/>
+        </w:rPr>
         <w:t>Factory Method Pattern:</w:t>
       </w:r>
       <w:r>
+        <w:rPr>
+          <w:rFonts w:ascii="Times New Roman" w:hAnsi="Times New Roman" w:cs="Times New Roman"/>
+        </w:rPr>
         <w:t xml:space="preserve"> </w:t>
       </w:r>
       <w:r>
+        <w:rPr>
+          <w:rFonts w:ascii="Times New Roman" w:hAnsi="Times New Roman" w:cs="Times New Roman"/>
+        </w:rPr>
         <w:t>Khi thêm sách mới vào thư viện, bạn có thể chọn loại sách (sách giấy, sách điện tử, sách nói, v.v.). Hãy sử dụng Factory Method để tạo ra các loại sách khác nhau.</w:t>
       </w:r>
     </w:p>
@@ -2117,14 +2081,26 @@
           <w:ilvl w:val="0"/>
           <w:numId w:val="11"/>
         </w:numPr>
-      </w:pPr>
-      <w:r>
+        <w:rPr>
+          <w:rFonts w:ascii="Times New Roman" w:hAnsi="Times New Roman" w:cs="Times New Roman"/>
+        </w:rPr>
+      </w:pPr>
+      <w:r>
+        <w:rPr>
+          <w:rFonts w:ascii="Times New Roman" w:hAnsi="Times New Roman" w:cs="Times New Roman"/>
+        </w:rPr>
         <w:t>Strategy Pattern:</w:t>
       </w:r>
       <w:r>
+        <w:rPr>
+          <w:rFonts w:ascii="Times New Roman" w:hAnsi="Times New Roman" w:cs="Times New Roman"/>
+        </w:rPr>
         <w:t xml:space="preserve"> </w:t>
       </w:r>
       <w:r>
+        <w:rPr>
+          <w:rFonts w:ascii="Times New Roman" w:hAnsi="Times New Roman" w:cs="Times New Roman"/>
+        </w:rPr>
         <w:t>Xây dựng các chiến lược tìm kiếm sách khác nhau (tìm kiếm theo tên, theo tác giả, theo thể loại). Dựa vào lựa chọn của người dùng, chiến lược tìm kiếm sẽ được thay đổi.</w:t>
       </w:r>
     </w:p>
@@ -2135,17 +2111,32 @@
           <w:ilvl w:val="0"/>
           <w:numId w:val="11"/>
         </w:numPr>
-      </w:pPr>
-      <w:r>
+        <w:rPr>
+          <w:rFonts w:ascii="Times New Roman" w:hAnsi="Times New Roman" w:cs="Times New Roman"/>
+        </w:rPr>
+      </w:pPr>
+      <w:r>
+        <w:rPr>
+          <w:rFonts w:ascii="Times New Roman" w:hAnsi="Times New Roman" w:cs="Times New Roman"/>
+        </w:rPr>
         <w:t>Observer Pattern:</w:t>
       </w:r>
       <w:r>
+        <w:rPr>
+          <w:rFonts w:ascii="Times New Roman" w:hAnsi="Times New Roman" w:cs="Times New Roman"/>
+        </w:rPr>
         <w:t xml:space="preserve"> </w:t>
       </w:r>
       <w:r>
+        <w:rPr>
+          <w:rFonts w:ascii="Times New Roman" w:hAnsi="Times New Roman" w:cs="Times New Roman"/>
+        </w:rPr>
         <w:t>Khi có sách mới hoặc sách đã hết hạn mượn, hệ thống sẽ gửi thông báo cho những người quan tâm (ví dụ: các nhân viên thư viện hoặc những người dùng đã đăng ký theo dõi). Hãy sử dụng Observer Pattern để xử lý việc này.</w:t>
       </w:r>
       <w:r>
+        <w:rPr>
+          <w:rFonts w:ascii="Times New Roman" w:hAnsi="Times New Roman" w:cs="Times New Roman"/>
+        </w:rPr>
         <w:tab/>
       </w:r>
     </w:p>
@@ -2156,17 +2147,32 @@
           <w:ilvl w:val="0"/>
           <w:numId w:val="11"/>
         </w:numPr>
-      </w:pPr>
-      <w:r>
+        <w:rPr>
+          <w:rFonts w:ascii="Times New Roman" w:hAnsi="Times New Roman" w:cs="Times New Roman"/>
+        </w:rPr>
+      </w:pPr>
+      <w:r>
+        <w:rPr>
+          <w:rFonts w:ascii="Times New Roman" w:hAnsi="Times New Roman" w:cs="Times New Roman"/>
+        </w:rPr>
         <w:t>Decorator Pattern:</w:t>
       </w:r>
       <w:r>
+        <w:rPr>
+          <w:rFonts w:ascii="Times New Roman" w:hAnsi="Times New Roman" w:cs="Times New Roman"/>
+        </w:rPr>
         <w:t xml:space="preserve"> </w:t>
       </w:r>
       <w:r>
+        <w:rPr>
+          <w:rFonts w:ascii="Times New Roman" w:hAnsi="Times New Roman" w:cs="Times New Roman"/>
+        </w:rPr>
         <w:t>Cho phép người dùng mượn sách với các tính năng bổ sung như gia hạn thời gian mượn, hay yêu cầu sách với phiên bản đặc biệt (sách có chữ nổi, sách có bản dịch, v.v.). Sử dụng Decorator Pattern để mở rộng các tính năng của việc mượn sách mà không thay đổi các lớp sách cơ bản.</w:t>
       </w:r>
       <w:r>
+        <w:rPr>
+          <w:rFonts w:ascii="Times New Roman" w:hAnsi="Times New Roman" w:cs="Times New Roman"/>
+        </w:rPr>
         <w:tab/>
       </w:r>
     </w:p>
@@ -2178,16 +2184,233 @@
           <w:numId w:val="4"/>
         </w:numPr>
         <w:rPr>
-          <w:b/>
-          <w:bCs/>
-        </w:rPr>
-      </w:pPr>
-      <w:r>
-        <w:rPr>
+          <w:rFonts w:ascii="Times New Roman" w:hAnsi="Times New Roman" w:cs="Times New Roman"/>
+          <w:b/>
+          <w:bCs/>
+        </w:rPr>
+      </w:pPr>
+      <w:r>
+        <w:rPr>
+          <w:rFonts w:ascii="Times New Roman" w:hAnsi="Times New Roman" w:cs="Times New Roman"/>
           <w:b/>
           <w:bCs/>
         </w:rPr>
         <w:t>Pattern Design</w:t>
+      </w:r>
+    </w:p>
+    <w:p>
+      <w:pPr>
+        <w:spacing w:line="240" w:lineRule="auto"/>
+        <w:ind w:firstLine="0"/>
+        <w:jc w:val="center"/>
+        <w:rPr>
+          <w:sz w:val="24"/>
+          <w:szCs w:val="24"/>
+        </w:rPr>
+      </w:pPr>
+      <w:r>
+        <w:rPr>
+          <w:noProof/>
+          <w:sz w:val="24"/>
+          <w:szCs w:val="24"/>
+        </w:rPr>
+        <w:drawing>
+          <wp:inline distT="0" distB="0" distL="0" distR="0" wp14:anchorId="1737B6D2" wp14:editId="54693ECF">
+            <wp:extent cx="5772785" cy="2765425"/>
+            <wp:effectExtent l="0" t="0" r="0" b="0"/>
+            <wp:docPr id="7" name="Picture 7"/>
+            <wp:cNvGraphicFramePr>
+              <a:graphicFrameLocks xmlns:a="http://schemas.openxmlformats.org/drawingml/2006/main" noChangeAspect="1"/>
+            </wp:cNvGraphicFramePr>
+            <a:graphic xmlns:a="http://schemas.openxmlformats.org/drawingml/2006/main">
+              <a:graphicData uri="http://schemas.openxmlformats.org/drawingml/2006/picture">
+                <pic:pic xmlns:pic="http://schemas.openxmlformats.org/drawingml/2006/picture">
+                  <pic:nvPicPr>
+                    <pic:cNvPr id="0" name="Picture 6"/>
+                    <pic:cNvPicPr>
+                      <a:picLocks noChangeAspect="1" noChangeArrowheads="1"/>
+                    </pic:cNvPicPr>
+                  </pic:nvPicPr>
+                  <pic:blipFill>
+                    <a:blip r:embed="rId21" cstate="print">
+                      <a:extLst>
+                        <a:ext uri="{28A0092B-C50C-407E-A947-70E740481C1C}">
+                          <a14:useLocalDpi xmlns:a14="http://schemas.microsoft.com/office/drawing/2010/main" val="0"/>
+                        </a:ext>
+                      </a:extLst>
+                    </a:blip>
+                    <a:srcRect/>
+                    <a:stretch>
+                      <a:fillRect/>
+                    </a:stretch>
+                  </pic:blipFill>
+                  <pic:spPr bwMode="auto">
+                    <a:xfrm>
+                      <a:off x="0" y="0"/>
+                      <a:ext cx="5772785" cy="2765425"/>
+                    </a:xfrm>
+                    <a:prstGeom prst="rect">
+                      <a:avLst/>
+                    </a:prstGeom>
+                    <a:noFill/>
+                    <a:ln>
+                      <a:noFill/>
+                    </a:ln>
+                  </pic:spPr>
+                </pic:pic>
+              </a:graphicData>
+            </a:graphic>
+          </wp:inline>
+        </w:drawing>
+      </w:r>
+    </w:p>
+    <w:p>
+      <w:pPr>
+        <w:spacing w:line="240" w:lineRule="auto"/>
+        <w:ind w:firstLine="0"/>
+        <w:rPr>
+          <w:sz w:val="24"/>
+          <w:szCs w:val="24"/>
+        </w:rPr>
+      </w:pPr>
+      <w:r>
+        <w:rPr>
+          <w:sz w:val="24"/>
+          <w:szCs w:val="24"/>
+        </w:rPr>
+        <w:t>Giải thích các pattern đã áp dụng:</w:t>
+      </w:r>
+    </w:p>
+    <w:p>
+      <w:pPr>
+        <w:pStyle w:val="ListParagraph"/>
+        <w:numPr>
+          <w:ilvl w:val="0"/>
+          <w:numId w:val="11"/>
+        </w:numPr>
+        <w:spacing w:line="240" w:lineRule="auto"/>
+        <w:rPr>
+          <w:rFonts w:ascii="Times New Roman" w:hAnsi="Times New Roman" w:cs="Times New Roman"/>
+        </w:rPr>
+      </w:pPr>
+      <w:r>
+        <w:rPr>
+          <w:rFonts w:ascii="Times New Roman" w:hAnsi="Times New Roman" w:cs="Times New Roman"/>
+        </w:rPr>
+        <w:t xml:space="preserve">Singleton (Library): </w:t>
+      </w:r>
+      <w:r>
+        <w:rPr>
+          <w:rFonts w:ascii="Times New Roman" w:hAnsi="Times New Roman" w:cs="Times New Roman"/>
+        </w:rPr>
+        <w:t>Giúp cho</w:t>
+      </w:r>
+      <w:r>
+        <w:rPr>
+          <w:rFonts w:ascii="Times New Roman" w:hAnsi="Times New Roman" w:cs="Times New Roman"/>
+        </w:rPr>
+        <w:t xml:space="preserve"> toàn hệ thống chỉ có một thư viện duy nhất, mọi thao tác thêm sách, tìm kiếm, mượn sách đều truy cập qua Library.getInstance().</w:t>
+      </w:r>
+    </w:p>
+    <w:p>
+      <w:pPr>
+        <w:pStyle w:val="ListParagraph"/>
+        <w:numPr>
+          <w:ilvl w:val="0"/>
+          <w:numId w:val="11"/>
+        </w:numPr>
+        <w:spacing w:line="240" w:lineRule="auto"/>
+        <w:rPr>
+          <w:rFonts w:ascii="Times New Roman" w:hAnsi="Times New Roman" w:cs="Times New Roman"/>
+        </w:rPr>
+      </w:pPr>
+      <w:r>
+        <w:rPr>
+          <w:rFonts w:ascii="Times New Roman" w:hAnsi="Times New Roman" w:cs="Times New Roman"/>
+        </w:rPr>
+        <w:lastRenderedPageBreak/>
+        <w:t xml:space="preserve">Factory Method (BookCreator và các </w:t>
+      </w:r>
+      <w:r>
+        <w:rPr>
+          <w:rFonts w:ascii="Times New Roman" w:hAnsi="Times New Roman" w:cs="Times New Roman"/>
+        </w:rPr>
+        <w:t>class con</w:t>
+      </w:r>
+      <w:r>
+        <w:rPr>
+          <w:rFonts w:ascii="Times New Roman" w:hAnsi="Times New Roman" w:cs="Times New Roman"/>
+        </w:rPr>
+        <w:t>): Khi thêm sách mới, mỗi Creator (PhysicalBookCreator, EBookCreator, AudioBookCreator) tự quyết định tạo đúng loại sách tương ứng rồi đưa vào Library.</w:t>
+      </w:r>
+    </w:p>
+    <w:p>
+      <w:pPr>
+        <w:pStyle w:val="ListParagraph"/>
+        <w:numPr>
+          <w:ilvl w:val="0"/>
+          <w:numId w:val="11"/>
+        </w:numPr>
+        <w:spacing w:line="240" w:lineRule="auto"/>
+        <w:rPr>
+          <w:rFonts w:ascii="Times New Roman" w:hAnsi="Times New Roman" w:cs="Times New Roman"/>
+        </w:rPr>
+      </w:pPr>
+      <w:r>
+        <w:rPr>
+          <w:rFonts w:ascii="Times New Roman" w:hAnsi="Times New Roman" w:cs="Times New Roman"/>
+        </w:rPr>
+        <w:t xml:space="preserve">Strategy (BookSearcher + SearchStrategy): Cho phép người dùng chọn chiến lược tìm kiếm theo tên, tác giả hay thể loại mà không thay đổi </w:t>
+      </w:r>
+      <w:r>
+        <w:rPr>
+          <w:rFonts w:ascii="Times New Roman" w:hAnsi="Times New Roman" w:cs="Times New Roman"/>
+        </w:rPr>
+        <w:t xml:space="preserve">code hay </w:t>
+      </w:r>
+      <w:r>
+        <w:rPr>
+          <w:rFonts w:ascii="Times New Roman" w:hAnsi="Times New Roman" w:cs="Times New Roman"/>
+        </w:rPr>
+        <w:t>logic của BookSearcher.</w:t>
+      </w:r>
+    </w:p>
+    <w:p>
+      <w:pPr>
+        <w:pStyle w:val="ListParagraph"/>
+        <w:numPr>
+          <w:ilvl w:val="0"/>
+          <w:numId w:val="11"/>
+        </w:numPr>
+        <w:spacing w:line="240" w:lineRule="auto"/>
+        <w:rPr>
+          <w:rFonts w:ascii="Times New Roman" w:hAnsi="Times New Roman" w:cs="Times New Roman"/>
+        </w:rPr>
+      </w:pPr>
+      <w:r>
+        <w:rPr>
+          <w:rFonts w:ascii="Times New Roman" w:hAnsi="Times New Roman" w:cs="Times New Roman"/>
+        </w:rPr>
+        <w:t>Observer (LibraryNotifier + LibraryObserver): Khi BookCreator thêm sách mới hoặc hệ thống phát hiện sách hết hạn, LibraryNotifier tự động thông báo đến tất cả LibraryStaff và RegisteredUser đã đăng ký.</w:t>
+      </w:r>
+    </w:p>
+    <w:p>
+      <w:pPr>
+        <w:pStyle w:val="ListParagraph"/>
+        <w:numPr>
+          <w:ilvl w:val="0"/>
+          <w:numId w:val="11"/>
+        </w:numPr>
+        <w:spacing w:line="240" w:lineRule="auto"/>
+        <w:rPr>
+          <w:rFonts w:ascii="Times New Roman" w:hAnsi="Times New Roman" w:cs="Times New Roman"/>
+        </w:rPr>
+      </w:pPr>
+      <w:r>
+        <w:rPr>
+          <w:rFonts w:ascii="Times New Roman" w:hAnsi="Times New Roman" w:cs="Times New Roman"/>
+        </w:rPr>
+        <w:t>Decorator (BorrowDecorator và các subclass): Cho phép bổ sung tính năng vào lượt mượn sách (BasicBorrow) - gia hạn thêm ngày, yêu cầu bản chữ nổi, yêu cầu bản dịch bằng cách bọc thêm lớp mà không sửa class gốc.</w:t>
       </w:r>
     </w:p>
     <w:p>
@@ -2198,21 +2421,72 @@
           <w:numId w:val="4"/>
         </w:numPr>
         <w:rPr>
-          <w:b/>
-          <w:bCs/>
-        </w:rPr>
-      </w:pPr>
-      <w:r>
-        <w:rPr>
+          <w:rFonts w:ascii="Times New Roman" w:hAnsi="Times New Roman" w:cs="Times New Roman"/>
+          <w:b/>
+          <w:bCs/>
+        </w:rPr>
+      </w:pPr>
+      <w:r>
+        <w:rPr>
+          <w:rFonts w:ascii="Times New Roman" w:hAnsi="Times New Roman" w:cs="Times New Roman"/>
           <w:b/>
           <w:bCs/>
         </w:rPr>
         <w:t>Minh chứng</w:t>
       </w:r>
     </w:p>
+    <w:p>
+      <w:pPr>
+        <w:rPr>
+          <w:b/>
+          <w:bCs/>
+        </w:rPr>
+      </w:pPr>
+      <w:r>
+        <w:rPr>
+          <w:b/>
+          <w:bCs/>
+        </w:rPr>
+        <w:drawing>
+          <wp:inline distT="0" distB="0" distL="0" distR="0" wp14:anchorId="74BA05B2" wp14:editId="4345FB21">
+            <wp:extent cx="6291408" cy="3538917"/>
+            <wp:effectExtent l="0" t="0" r="0" b="4445"/>
+            <wp:docPr id="2" name="Picture 2"/>
+            <wp:cNvGraphicFramePr>
+              <a:graphicFrameLocks xmlns:a="http://schemas.openxmlformats.org/drawingml/2006/main" noChangeAspect="1"/>
+            </wp:cNvGraphicFramePr>
+            <a:graphic xmlns:a="http://schemas.openxmlformats.org/drawingml/2006/main">
+              <a:graphicData uri="http://schemas.openxmlformats.org/drawingml/2006/picture">
+                <pic:pic xmlns:pic="http://schemas.openxmlformats.org/drawingml/2006/picture">
+                  <pic:nvPicPr>
+                    <pic:cNvPr id="1" name=""/>
+                    <pic:cNvPicPr/>
+                  </pic:nvPicPr>
+                  <pic:blipFill>
+                    <a:blip r:embed="rId22"/>
+                    <a:stretch>
+                      <a:fillRect/>
+                    </a:stretch>
+                  </pic:blipFill>
+                  <pic:spPr>
+                    <a:xfrm>
+                      <a:off x="0" y="0"/>
+                      <a:ext cx="6296559" cy="3541815"/>
+                    </a:xfrm>
+                    <a:prstGeom prst="rect">
+                      <a:avLst/>
+                    </a:prstGeom>
+                  </pic:spPr>
+                </pic:pic>
+              </a:graphicData>
+            </a:graphic>
+          </wp:inline>
+        </w:drawing>
+      </w:r>
+    </w:p>
     <w:sectPr>
-      <w:footerReference w:type="default" r:id="rId21"/>
-      <w:footerReference w:type="first" r:id="rId22"/>
+      <w:footerReference w:type="default" r:id="rId23"/>
+      <w:footerReference w:type="first" r:id="rId24"/>
       <w:pgSz w:w="12240" w:h="15840"/>
       <w:pgMar w:top="720" w:right="720" w:bottom="720" w:left="720" w:header="720" w:footer="720" w:gutter="0"/>
       <w:cols w:space="720"/>
